--- a/documentos/Fases_Del_Proyecto/Documento 2 – Guía Técnica Para Desarrolladores.docx
+++ b/documentos/Fases_Del_Proyecto/Documento 2 – Guía Técnica Para Desarrolladores.docx
@@ -923,14 +923,7 @@
         </w:numPr>
       </w:pPr>
       <w:r>
-        <w:rPr>
-          <w:b/>
-          <w:bCs/>
-        </w:rPr>
-        <w:t xml:space="preserve">Amazon Polly</w:t>
-      </w:r>
-      <w:r>
-        <w:t xml:space="preserve">: previsto para el futuro, todavía no implementado.</w:t>
+        <w:t>Amazon Polly: motor neuronal alternativo.</w:t>
       </w:r>
     </w:p>
     <w:p>
@@ -954,6 +947,18 @@
     </w:p>
     <w:p>
       <w:pPr>
+        <w:pStyle w:val="Compact"/>
+        <w:numPr>
+          <w:ilvl w:val="0"/>
+          <w:numId w:val="1008"/>
+        </w:numPr>
+      </w:pPr>
+      <w:r>
+        <w:t>Deepgram Aura-2: motor REST puro, pay-as-you-go. Recomendado como alternativa principal por velocidad y coste.</w:t>
+      </w:r>
+    </w:p>
+    <w:p>
+      <w:pPr>
         <w:pStyle w:val="FirstParagraph"/>
       </w:pPr>
       <w:r>
@@ -1734,7 +1739,7 @@
         <w:pStyle w:val="Heading3"/>
       </w:pPr>
       <w:r>
-        <w:t xml:space="preserve">15. Estado actual y trabajo pendiente</w:t>
+        <w:t>15. Estado actual del proyecto</w:t>
       </w:r>
     </w:p>
     <w:p>
@@ -1742,7 +1747,7 @@
         <w:pStyle w:val="FirstParagraph"/>
       </w:pPr>
       <w:r>
-        <w:t xml:space="preserve">Implementado:</w:t>
+        <w:t>Implementado en v1.0.0:</w:t>
       </w:r>
     </w:p>
     <w:p>
@@ -1807,46 +1812,146 @@
     </w:p>
     <w:p>
       <w:pPr>
+        <w:pStyle w:val="BodyText"/>
+      </w:pPr>
+      <w:r>
+        <w:t>Añadido en v1.1.0:</w:t>
+      </w:r>
+    </w:p>
+    <w:p>
+      <w:pPr>
+        <w:pStyle w:val="Compact"/>
+        <w:numPr>
+          <w:ilvl w:val="0"/>
+          <w:numId w:val="1017"/>
+        </w:numPr>
+      </w:pPr>
+      <w:r>
+        <w:t>Amazon Polly integrado como motor alternativo,</w:t>
+      </w:r>
+    </w:p>
+    <w:p>
+      <w:pPr>
+        <w:pStyle w:val="Compact"/>
+        <w:numPr>
+          <w:ilvl w:val="0"/>
+          <w:numId w:val="1017"/>
+        </w:numPr>
+      </w:pPr>
+      <w:r>
+        <w:t>modo grabación con exportación MP3 a 44 100 Hz mono,</w:t>
+      </w:r>
+    </w:p>
+    <w:p>
+      <w:pPr>
+        <w:pStyle w:val="Compact"/>
+        <w:numPr>
+          <w:ilvl w:val="0"/>
+          <w:numId w:val="1017"/>
+        </w:numPr>
+      </w:pPr>
+      <w:r>
+        <w:t>sistema de etiquetas {{@voz}} para producción multivoz,</w:t>
+      </w:r>
+    </w:p>
+    <w:p>
+      <w:pPr>
+        <w:pStyle w:val="Compact"/>
+        <w:numPr>
+          <w:ilvl w:val="0"/>
+          <w:numId w:val="1008"/>
+        </w:numPr>
+      </w:pPr>
+      <w:r>
+        <w:t>deslizadores de velocidad y volumen en grabación,</w:t>
+      </w:r>
+    </w:p>
+    <w:p>
+      <w:pPr>
+        <w:pStyle w:val="Compact"/>
+        <w:numPr>
+          <w:ilvl w:val="0"/>
+          <w:numId w:val="1008"/>
+        </w:numPr>
+      </w:pPr>
+      <w:r>
+        <w:t>descarga automática de actualizaciones.</w:t>
+      </w:r>
+    </w:p>
+    <w:p>
+      <w:pPr>
+        <w:pStyle w:val="BodyText"/>
+      </w:pPr>
+      <w:r>
+        <w:t>Añadido en v1.2.0:</w:t>
+      </w:r>
+    </w:p>
+    <w:p>
+      <w:pPr>
+        <w:pStyle w:val="Compact"/>
+        <w:numPr>
+          <w:ilvl w:val="0"/>
+          <w:numId w:val="1008"/>
+        </w:numPr>
+      </w:pPr>
+      <w:r>
+        <w:t>Deepgram Aura-2 como cuarto motor de voz neuronal,</w:t>
+      </w:r>
+    </w:p>
+    <w:p>
+      <w:pPr>
+        <w:pStyle w:val="Compact"/>
+        <w:numPr>
+          <w:ilvl w:val="0"/>
+          <w:numId w:val="1008"/>
+        </w:numPr>
+      </w:pPr>
+      <w:r>
+        <w:t>diccionario de pronunciación (pronunciacion.json),</w:t>
+      </w:r>
+    </w:p>
+    <w:p>
+      <w:pPr>
+        <w:pStyle w:val="Compact"/>
+        <w:numPr>
+          <w:ilvl w:val="0"/>
+          <w:numId w:val="1008"/>
+        </w:numPr>
+      </w:pPr>
+      <w:r>
+        <w:t>historial de voces nuevas (voces_conocidas.json),</w:t>
+      </w:r>
+    </w:p>
+    <w:p>
+      <w:pPr>
+        <w:pStyle w:val="Compact"/>
+        <w:numPr>
+          <w:ilvl w:val="0"/>
+          <w:numId w:val="1008"/>
+        </w:numPr>
+      </w:pPr>
+      <w:r>
+        <w:t>control de cuota extendido a Deepgram,</w:t>
+      </w:r>
+    </w:p>
+    <w:p>
+      <w:pPr>
+        <w:pStyle w:val="Compact"/>
+        <w:numPr>
+          <w:ilvl w:val="0"/>
+          <w:numId w:val="1008"/>
+        </w:numPr>
+      </w:pPr>
+      <w:r>
+        <w:t>lectura sin pausas entre fragmentos de nube (modo_cola en cargar_texto()).</w:t>
+      </w:r>
+    </w:p>
+    <w:p>
+      <w:pPr>
         <w:pStyle w:val="FirstParagraph"/>
       </w:pPr>
       <w:r>
-        <w:t xml:space="preserve">Pendiente:</w:t>
-      </w:r>
-    </w:p>
-    <w:p>
-      <w:pPr>
-        <w:pStyle w:val="Compact"/>
-        <w:numPr>
-          <w:ilvl w:val="0"/>
-          <w:numId w:val="1017"/>
-        </w:numPr>
-      </w:pPr>
-      <w:r>
-        <w:t xml:space="preserve">Amazon Polly,</w:t>
-      </w:r>
-    </w:p>
-    <w:p>
-      <w:pPr>
-        <w:pStyle w:val="Compact"/>
-        <w:numPr>
-          <w:ilvl w:val="0"/>
-          <w:numId w:val="1017"/>
-        </w:numPr>
-      </w:pPr>
-      <w:r>
-        <w:t xml:space="preserve">sistema de etiquetas para producción multivoz,</w:t>
-      </w:r>
-    </w:p>
-    <w:p>
-      <w:pPr>
-        <w:pStyle w:val="Compact"/>
-        <w:numPr>
-          <w:ilvl w:val="0"/>
-          <w:numId w:val="1017"/>
-        </w:numPr>
-      </w:pPr>
-      <w:r>
-        <w:t xml:space="preserve">modo grabación.</w:t>
+        <w:t>Nada pendiente en las funciones esenciales.</w:t>
       </w:r>
     </w:p>
     <w:p>

--- a/documentos/Fases_Del_Proyecto/Documento 2 – Guía Técnica Para Desarrolladores.docx
+++ b/documentos/Fases_Del_Proyecto/Documento 2 – Guía Técnica Para Desarrolladores.docx
@@ -1944,6 +1944,18 @@
       </w:pPr>
       <w:r>
         <w:t>lectura sin pausas entre fragmentos de nube (modo_cola en cargar_texto()).</w:t>
+      </w:r>
+    </w:p>
+    <w:p>
+      <w:pPr>
+        <w:pStyle w:val="Compact"/>
+        <w:numPr>
+          <w:ilvl w:val="0"/>
+          <w:numId w:val="1008"/>
+        </w:numPr>
+      </w:pPr>
+      <w:r>
+        <w:t>nivel de consola elevado a WARNING: los mensajes de arranque no aparecen en la terminal ni son verbalizados por NVDA.</w:t>
       </w:r>
     </w:p>
     <w:p>

--- a/documentos/Fases_Del_Proyecto/Documento 2 – Guía Técnica Para Desarrolladores.docx
+++ b/documentos/Fases_Del_Proyecto/Documento 2 – Guía Técnica Para Desarrolladores.docx
@@ -1956,6 +1956,18 @@
       </w:pPr>
       <w:r>
         <w:t>nivel de consola elevado a WARNING: los mensajes de arranque no aparecen en la terminal ni son verbalizados por NVDA.</w:t>
+      </w:r>
+    </w:p>
+    <w:p>
+      <w:pPr>
+        <w:pStyle w:val="Compact"/>
+        <w:numPr>
+          <w:ilvl w:val="0"/>
+          <w:numId w:val="1008"/>
+        </w:numPr>
+      </w:pPr>
+      <w:r>
+        <w:t xml:space="preserve">copias de seguridad automáticas de proyectos: ZIP de proyectos.json en backups/ tras cada guardado, rotación de las últimas 5 copias.</w:t>
       </w:r>
     </w:p>
     <w:p>
